--- a/docs/Product-Roadmap.docx
+++ b/docs/Product-Roadmap.docx
@@ -231,7 +231,7 @@
           <w:color w:val="0066CC"/>
           <w:sz w:val="22"/>
         </w:rPr>
-        <w:t>【 插图：产品路线图时间线总览 】</w:t>
+        <w:t xml:space="preserve">产品路线图时间线总览 </w:t>
       </w:r>
     </w:p>
     <w:p>
@@ -444,47 +444,6 @@
               <w:rPr>
                 <w:sz w:val="18"/>
               </w:rPr>
-              <w:t>订单系统</w:t>
-            </w:r>
-          </w:p>
-        </w:tc>
-        <w:tc>
-          <w:tcPr>
-            <w:tcW w:type="dxa" w:w="3041"/>
-          </w:tcPr>
-          <w:p>
-            <w:r>
-              <w:rPr>
-                <w:sz w:val="18"/>
-              </w:rPr>
-              <w:t>6 状态流转（未支付→已支付→已发货→已完成/取消/退款）</w:t>
-            </w:r>
-          </w:p>
-        </w:tc>
-        <w:tc>
-          <w:tcPr>
-            <w:tcW w:type="dxa" w:w="3041"/>
-          </w:tcPr>
-          <w:p>
-            <w:r>
-              <w:rPr>
-                <w:sz w:val="18"/>
-              </w:rPr>
-              <w:t>已完成</w:t>
-            </w:r>
-          </w:p>
-        </w:tc>
-      </w:tr>
-      <w:tr>
-        <w:tc>
-          <w:tcPr>
-            <w:tcW w:type="dxa" w:w="3041"/>
-          </w:tcPr>
-          <w:p>
-            <w:r>
-              <w:rPr>
-                <w:sz w:val="18"/>
-              </w:rPr>
               <w:t>维修工单</w:t>
             </w:r>
           </w:p>
@@ -499,47 +458,6 @@
                 <w:sz w:val="18"/>
               </w:rPr>
               <w:t>报修申请 + 派单 + 维修记录</w:t>
-            </w:r>
-          </w:p>
-        </w:tc>
-        <w:tc>
-          <w:tcPr>
-            <w:tcW w:type="dxa" w:w="3041"/>
-          </w:tcPr>
-          <w:p>
-            <w:r>
-              <w:rPr>
-                <w:sz w:val="18"/>
-              </w:rPr>
-              <w:t>已完成</w:t>
-            </w:r>
-          </w:p>
-        </w:tc>
-      </w:tr>
-      <w:tr>
-        <w:tc>
-          <w:tcPr>
-            <w:tcW w:type="dxa" w:w="3041"/>
-          </w:tcPr>
-          <w:p>
-            <w:r>
-              <w:rPr>
-                <w:sz w:val="18"/>
-              </w:rPr>
-              <w:t>财务记录</w:t>
-            </w:r>
-          </w:p>
-        </w:tc>
-        <w:tc>
-          <w:tcPr>
-            <w:tcW w:type="dxa" w:w="3041"/>
-          </w:tcPr>
-          <w:p>
-            <w:r>
-              <w:rPr>
-                <w:sz w:val="18"/>
-              </w:rPr>
-              <w:t>消费数据记录 + 分类查询（前端图表已简化）</w:t>
             </w:r>
           </w:p>
         </w:tc>
@@ -841,47 +759,6 @@
               <w:rPr>
                 <w:sz w:val="18"/>
               </w:rPr>
-              <w:t>数据导出</w:t>
-            </w:r>
-          </w:p>
-        </w:tc>
-        <w:tc>
-          <w:tcPr>
-            <w:tcW w:type="dxa" w:w="3041"/>
-          </w:tcPr>
-          <w:p>
-            <w:r>
-              <w:rPr>
-                <w:sz w:val="18"/>
-              </w:rPr>
-              <w:t>Excel 报表导出（财务、预约记录）</w:t>
-            </w:r>
-          </w:p>
-        </w:tc>
-        <w:tc>
-          <w:tcPr>
-            <w:tcW w:type="dxa" w:w="3041"/>
-          </w:tcPr>
-          <w:p>
-            <w:r>
-              <w:rPr>
-                <w:sz w:val="18"/>
-              </w:rPr>
-              <w:t>P2</w:t>
-            </w:r>
-          </w:p>
-        </w:tc>
-      </w:tr>
-      <w:tr>
-        <w:tc>
-          <w:tcPr>
-            <w:tcW w:type="dxa" w:w="3041"/>
-          </w:tcPr>
-          <w:p>
-            <w:r>
-              <w:rPr>
-                <w:sz w:val="18"/>
-              </w:rPr>
               <w:t>移动端适配</w:t>
             </w:r>
           </w:p>
@@ -978,47 +855,6 @@
                 <w:sz w:val="18"/>
               </w:rPr>
               <w:t>优先级</w:t>
-            </w:r>
-          </w:p>
-        </w:tc>
-      </w:tr>
-      <w:tr>
-        <w:tc>
-          <w:tcPr>
-            <w:tcW w:type="dxa" w:w="3041"/>
-          </w:tcPr>
-          <w:p>
-            <w:r>
-              <w:rPr>
-                <w:sz w:val="18"/>
-              </w:rPr>
-              <w:t>在线支付</w:t>
-            </w:r>
-          </w:p>
-        </w:tc>
-        <w:tc>
-          <w:tcPr>
-            <w:tcW w:type="dxa" w:w="3041"/>
-          </w:tcPr>
-          <w:p>
-            <w:r>
-              <w:rPr>
-                <w:sz w:val="18"/>
-              </w:rPr>
-              <w:t>微信支付/支付宝对接，实现线上缴费</w:t>
-            </w:r>
-          </w:p>
-        </w:tc>
-        <w:tc>
-          <w:tcPr>
-            <w:tcW w:type="dxa" w:w="3041"/>
-          </w:tcPr>
-          <w:p>
-            <w:r>
-              <w:rPr>
-                <w:sz w:val="18"/>
-              </w:rPr>
-              <w:t>P3</w:t>
             </w:r>
           </w:p>
         </w:tc>
@@ -1635,60 +1471,6 @@
               <w:rPr>
                 <w:sz w:val="18"/>
               </w:rPr>
-              <w:t>付费转化率</w:t>
-            </w:r>
-          </w:p>
-        </w:tc>
-        <w:tc>
-          <w:tcPr>
-            <w:tcW w:type="dxa" w:w="2280"/>
-          </w:tcPr>
-          <w:p>
-            <w:r>
-              <w:rPr>
-                <w:sz w:val="18"/>
-              </w:rPr>
-              <w:t>-</w:t>
-            </w:r>
-          </w:p>
-        </w:tc>
-        <w:tc>
-          <w:tcPr>
-            <w:tcW w:type="dxa" w:w="2280"/>
-          </w:tcPr>
-          <w:p>
-            <w:r>
-              <w:rPr>
-                <w:sz w:val="18"/>
-              </w:rPr>
-              <w:t>5%</w:t>
-            </w:r>
-          </w:p>
-        </w:tc>
-        <w:tc>
-          <w:tcPr>
-            <w:tcW w:type="dxa" w:w="2280"/>
-          </w:tcPr>
-          <w:p>
-            <w:r>
-              <w:rPr>
-                <w:sz w:val="18"/>
-              </w:rPr>
-              <w:t>15%</w:t>
-            </w:r>
-          </w:p>
-        </w:tc>
-      </w:tr>
-      <w:tr>
-        <w:tc>
-          <w:tcPr>
-            <w:tcW w:type="dxa" w:w="2280"/>
-          </w:tcPr>
-          <w:p>
-            <w:r>
-              <w:rPr>
-                <w:sz w:val="18"/>
-              </w:rPr>
               <w:t>系统可用率</w:t>
             </w:r>
           </w:p>
